--- a/lab3/doc/209_Буланов_Лаб3.docx
+++ b/lab3/doc/209_Буланов_Лаб3.docx
@@ -527,7 +527,13 @@
         <w:rPr>
           <w:color w:val="000000" w:themeColor="text1"/>
         </w:rPr>
-        <w:t>Буланов Михаил</w:t>
+        <w:t xml:space="preserve">Буланов </w:t>
+      </w:r>
+      <w:r>
+        <w:rPr>
+          <w:color w:val="000000" w:themeColor="text1"/>
+        </w:rPr>
+        <w:t>М. С.</w:t>
       </w:r>
     </w:p>
     <w:p>
@@ -4608,6 +4614,7 @@
           <w:b/>
           <w:sz w:val="32"/>
           <w:szCs w:val="32"/>
+          <w:lang w:val="en-US"/>
         </w:rPr>
       </w:pPr>
       <w:r>
@@ -12140,7 +12147,7 @@
           <w:color w:val="383A42"/>
           <w:sz w:val="21"/>
           <w:szCs w:val="21"/>
-          <w:lang w:val="en-US" w:eastAsia="ru-RU"/>
+          <w:lang w:eastAsia="ru-RU"/>
         </w:rPr>
       </w:pPr>
       <w:r>
@@ -12172,7 +12179,7 @@
           <w:color w:val="383A42"/>
           <w:sz w:val="21"/>
           <w:szCs w:val="21"/>
-          <w:lang w:val="en-US" w:eastAsia="ru-RU"/>
+          <w:lang w:eastAsia="ru-RU"/>
         </w:rPr>
         <w:t>(</w:t>
       </w:r>
@@ -12183,7 +12190,7 @@
           <w:color w:val="50A14F"/>
           <w:sz w:val="21"/>
           <w:szCs w:val="21"/>
-          <w:lang w:val="en-US" w:eastAsia="ru-RU"/>
+          <w:lang w:eastAsia="ru-RU"/>
         </w:rPr>
         <w:t>"</w:t>
       </w:r>
@@ -12283,17 +12290,37 @@
           <w:color w:val="50A14F"/>
           <w:sz w:val="21"/>
           <w:szCs w:val="21"/>
-          <w:lang w:val="en-US" w:eastAsia="ru-RU"/>
-        </w:rPr>
-        <w:t>: "</w:t>
-      </w:r>
-      <w:r>
-        <w:rPr>
-          <w:rFonts w:ascii="Consolas" w:eastAsia="Times New Roman" w:hAnsi="Consolas" w:cs="Courier New"/>
-          <w:color w:val="383A42"/>
-          <w:sz w:val="21"/>
-          <w:szCs w:val="21"/>
-          <w:lang w:val="en-US" w:eastAsia="ru-RU"/>
+          <w:lang w:eastAsia="ru-RU"/>
+        </w:rPr>
+        <w:t>:</w:t>
+      </w:r>
+      <w:r>
+        <w:rPr>
+          <w:rFonts w:ascii="Consolas" w:eastAsia="Times New Roman" w:hAnsi="Consolas" w:cs="Courier New"/>
+          <w:color w:val="50A14F"/>
+          <w:sz w:val="21"/>
+          <w:szCs w:val="21"/>
+          <w:lang w:val="en-US" w:eastAsia="ru-RU"/>
+        </w:rPr>
+        <w:t> </w:t>
+      </w:r>
+      <w:r>
+        <w:rPr>
+          <w:rFonts w:ascii="Consolas" w:eastAsia="Times New Roman" w:hAnsi="Consolas" w:cs="Courier New"/>
+          <w:color w:val="50A14F"/>
+          <w:sz w:val="21"/>
+          <w:szCs w:val="21"/>
+          <w:lang w:eastAsia="ru-RU"/>
+        </w:rPr>
+        <w:t>"</w:t>
+      </w:r>
+      <w:r>
+        <w:rPr>
+          <w:rFonts w:ascii="Consolas" w:eastAsia="Times New Roman" w:hAnsi="Consolas" w:cs="Courier New"/>
+          <w:color w:val="383A42"/>
+          <w:sz w:val="21"/>
+          <w:szCs w:val="21"/>
+          <w:lang w:eastAsia="ru-RU"/>
         </w:rPr>
         <w:t>);</w:t>
       </w:r>
@@ -14876,7 +14903,7 @@
           <w:color w:val="383A42"/>
           <w:sz w:val="21"/>
           <w:szCs w:val="21"/>
-          <w:lang w:val="en-US" w:eastAsia="ru-RU"/>
+          <w:lang w:eastAsia="ru-RU"/>
         </w:rPr>
       </w:pPr>
       <w:r>
@@ -14908,7 +14935,7 @@
           <w:color w:val="383A42"/>
           <w:sz w:val="21"/>
           <w:szCs w:val="21"/>
-          <w:lang w:val="en-US" w:eastAsia="ru-RU"/>
+          <w:lang w:eastAsia="ru-RU"/>
         </w:rPr>
         <w:t>(</w:t>
       </w:r>
@@ -14919,7 +14946,7 @@
           <w:color w:val="50A14F"/>
           <w:sz w:val="21"/>
           <w:szCs w:val="21"/>
-          <w:lang w:val="en-US" w:eastAsia="ru-RU"/>
+          <w:lang w:eastAsia="ru-RU"/>
         </w:rPr>
         <w:t>"</w:t>
       </w:r>
@@ -14961,7 +14988,7 @@
           <w:szCs w:val="21"/>
           <w:lang w:val="en-US" w:eastAsia="ru-RU"/>
         </w:rPr>
-        <w:t> (</w:t>
+        <w:t> </w:t>
       </w:r>
       <w:r>
         <w:rPr>
@@ -14971,6 +14998,16 @@
           <w:szCs w:val="21"/>
           <w:lang w:eastAsia="ru-RU"/>
         </w:rPr>
+        <w:t>(</w:t>
+      </w:r>
+      <w:r>
+        <w:rPr>
+          <w:rFonts w:ascii="Consolas" w:eastAsia="Times New Roman" w:hAnsi="Consolas" w:cs="Courier New"/>
+          <w:color w:val="50A14F"/>
+          <w:sz w:val="21"/>
+          <w:szCs w:val="21"/>
+          <w:lang w:eastAsia="ru-RU"/>
+        </w:rPr>
         <w:t>или</w:t>
       </w:r>
       <w:r>
@@ -14981,57 +15018,85 @@
           <w:szCs w:val="21"/>
           <w:lang w:val="en-US" w:eastAsia="ru-RU"/>
         </w:rPr>
+        <w:t> Ctrl</w:t>
+      </w:r>
+      <w:r>
+        <w:rPr>
+          <w:rFonts w:ascii="Consolas" w:eastAsia="Times New Roman" w:hAnsi="Consolas" w:cs="Courier New"/>
+          <w:color w:val="50A14F"/>
+          <w:sz w:val="21"/>
+          <w:szCs w:val="21"/>
+          <w:lang w:eastAsia="ru-RU"/>
+        </w:rPr>
+        <w:t>+</w:t>
+      </w:r>
+      <w:r>
+        <w:rPr>
+          <w:rFonts w:ascii="Consolas" w:eastAsia="Times New Roman" w:hAnsi="Consolas" w:cs="Courier New"/>
+          <w:color w:val="50A14F"/>
+          <w:sz w:val="21"/>
+          <w:szCs w:val="21"/>
+          <w:lang w:val="en-US" w:eastAsia="ru-RU"/>
+        </w:rPr>
+        <w:t>D </w:t>
+      </w:r>
+      <w:r>
+        <w:rPr>
+          <w:rFonts w:ascii="Consolas" w:eastAsia="Times New Roman" w:hAnsi="Consolas" w:cs="Courier New"/>
+          <w:color w:val="50A14F"/>
+          <w:sz w:val="21"/>
+          <w:szCs w:val="21"/>
+          <w:lang w:eastAsia="ru-RU"/>
+        </w:rPr>
+        <w:t>для</w:t>
+      </w:r>
+      <w:r>
+        <w:rPr>
+          <w:rFonts w:ascii="Consolas" w:eastAsia="Times New Roman" w:hAnsi="Consolas" w:cs="Courier New"/>
+          <w:color w:val="50A14F"/>
+          <w:sz w:val="21"/>
+          <w:szCs w:val="21"/>
+          <w:lang w:val="en-US" w:eastAsia="ru-RU"/>
+        </w:rPr>
+        <w:t> exit</w:t>
+      </w:r>
+      <w:r>
+        <w:rPr>
+          <w:rFonts w:ascii="Consolas" w:eastAsia="Times New Roman" w:hAnsi="Consolas" w:cs="Courier New"/>
+          <w:color w:val="50A14F"/>
+          <w:sz w:val="21"/>
+          <w:szCs w:val="21"/>
+          <w:lang w:eastAsia="ru-RU"/>
+        </w:rPr>
+        <w:t>):</w:t>
+      </w:r>
+      <w:r>
+        <w:rPr>
+          <w:rFonts w:ascii="Consolas" w:eastAsia="Times New Roman" w:hAnsi="Consolas" w:cs="Courier New"/>
+          <w:color w:val="50A14F"/>
+          <w:sz w:val="21"/>
+          <w:szCs w:val="21"/>
+          <w:lang w:val="en-US" w:eastAsia="ru-RU"/>
+        </w:rPr>
         <w:t> </w:t>
       </w:r>
-      <w:proofErr w:type="spellStart"/>
       <w:r>
         <w:rPr>
           <w:rFonts w:ascii="Consolas" w:eastAsia="Times New Roman" w:hAnsi="Consolas" w:cs="Courier New"/>
           <w:color w:val="50A14F"/>
           <w:sz w:val="21"/>
           <w:szCs w:val="21"/>
-          <w:lang w:val="en-US" w:eastAsia="ru-RU"/>
-        </w:rPr>
-        <w:t>Ctrl+D</w:t>
-      </w:r>
-      <w:proofErr w:type="spellEnd"/>
-      <w:r>
-        <w:rPr>
-          <w:rFonts w:ascii="Consolas" w:eastAsia="Times New Roman" w:hAnsi="Consolas" w:cs="Courier New"/>
-          <w:color w:val="50A14F"/>
-          <w:sz w:val="21"/>
-          <w:szCs w:val="21"/>
-          <w:lang w:val="en-US" w:eastAsia="ru-RU"/>
-        </w:rPr>
-        <w:t> </w:t>
-      </w:r>
-      <w:r>
-        <w:rPr>
-          <w:rFonts w:ascii="Consolas" w:eastAsia="Times New Roman" w:hAnsi="Consolas" w:cs="Courier New"/>
-          <w:color w:val="50A14F"/>
-          <w:sz w:val="21"/>
-          <w:szCs w:val="21"/>
           <w:lang w:eastAsia="ru-RU"/>
         </w:rPr>
-        <w:t>для</w:t>
-      </w:r>
-      <w:r>
-        <w:rPr>
-          <w:rFonts w:ascii="Consolas" w:eastAsia="Times New Roman" w:hAnsi="Consolas" w:cs="Courier New"/>
-          <w:color w:val="50A14F"/>
-          <w:sz w:val="21"/>
-          <w:szCs w:val="21"/>
-          <w:lang w:val="en-US" w:eastAsia="ru-RU"/>
-        </w:rPr>
-        <w:t> exit): "</w:t>
-      </w:r>
-      <w:r>
-        <w:rPr>
-          <w:rFonts w:ascii="Consolas" w:eastAsia="Times New Roman" w:hAnsi="Consolas" w:cs="Courier New"/>
-          <w:color w:val="383A42"/>
-          <w:sz w:val="21"/>
-          <w:szCs w:val="21"/>
-          <w:lang w:val="en-US" w:eastAsia="ru-RU"/>
+        <w:t>"</w:t>
+      </w:r>
+      <w:r>
+        <w:rPr>
+          <w:rFonts w:ascii="Consolas" w:eastAsia="Times New Roman" w:hAnsi="Consolas" w:cs="Courier New"/>
+          <w:color w:val="383A42"/>
+          <w:sz w:val="21"/>
+          <w:szCs w:val="21"/>
+          <w:lang w:eastAsia="ru-RU"/>
         </w:rPr>
         <w:t>);</w:t>
       </w:r>
@@ -18497,7 +18562,7 @@
           <w:color w:val="383A42"/>
           <w:sz w:val="21"/>
           <w:szCs w:val="21"/>
-          <w:lang w:eastAsia="ru-RU"/>
+          <w:lang w:val="en-US" w:eastAsia="ru-RU"/>
         </w:rPr>
       </w:pPr>
     </w:p>
@@ -24589,7 +24654,7 @@
           <w:color w:val="383A42"/>
           <w:sz w:val="21"/>
           <w:szCs w:val="21"/>
-          <w:lang w:val="en-US" w:eastAsia="ru-RU"/>
+          <w:lang w:eastAsia="ru-RU"/>
         </w:rPr>
       </w:pPr>
       <w:r>
@@ -24621,7 +24686,7 @@
           <w:color w:val="383A42"/>
           <w:sz w:val="21"/>
           <w:szCs w:val="21"/>
-          <w:lang w:val="en-US" w:eastAsia="ru-RU"/>
+          <w:lang w:eastAsia="ru-RU"/>
         </w:rPr>
         <w:t>(</w:t>
       </w:r>
@@ -24634,7 +24699,27 @@
           <w:szCs w:val="21"/>
           <w:lang w:val="en-US" w:eastAsia="ru-RU"/>
         </w:rPr>
-        <w:t>out, </w:t>
+        <w:t>out</w:t>
+      </w:r>
+      <w:r>
+        <w:rPr>
+          <w:rFonts w:ascii="Consolas" w:eastAsia="Times New Roman" w:hAnsi="Consolas" w:cs="Courier New"/>
+          <w:color w:val="383A42"/>
+          <w:sz w:val="21"/>
+          <w:szCs w:val="21"/>
+          <w:lang w:eastAsia="ru-RU"/>
+        </w:rPr>
+        <w:t>,</w:t>
+      </w:r>
+      <w:r>
+        <w:rPr>
+          <w:rFonts w:ascii="Consolas" w:eastAsia="Times New Roman" w:hAnsi="Consolas" w:cs="Courier New"/>
+          <w:color w:val="383A42"/>
+          <w:sz w:val="21"/>
+          <w:szCs w:val="21"/>
+          <w:lang w:val="en-US" w:eastAsia="ru-RU"/>
+        </w:rPr>
+        <w:t> </w:t>
       </w:r>
       <w:r>
         <w:rPr>
@@ -24642,7 +24727,7 @@
           <w:color w:val="50A14F"/>
           <w:sz w:val="21"/>
           <w:szCs w:val="21"/>
-          <w:lang w:val="en-US" w:eastAsia="ru-RU"/>
+          <w:lang w:eastAsia="ru-RU"/>
         </w:rPr>
         <w:t>"</w:t>
       </w:r>
@@ -24662,9 +24747,9 @@
           <w:color w:val="50A14F"/>
           <w:sz w:val="21"/>
           <w:szCs w:val="21"/>
-          <w:lang w:val="en-US" w:eastAsia="ru-RU"/>
-        </w:rPr>
-        <w:t>: </w:t>
+          <w:lang w:eastAsia="ru-RU"/>
+        </w:rPr>
+        <w:t>:</w:t>
       </w:r>
       <w:r>
         <w:rPr>
@@ -24672,6 +24757,16 @@
           <w:color w:val="50A14F"/>
           <w:sz w:val="21"/>
           <w:szCs w:val="21"/>
+          <w:lang w:val="en-US" w:eastAsia="ru-RU"/>
+        </w:rPr>
+        <w:t> </w:t>
+      </w:r>
+      <w:r>
+        <w:rPr>
+          <w:rFonts w:ascii="Consolas" w:eastAsia="Times New Roman" w:hAnsi="Consolas" w:cs="Courier New"/>
+          <w:color w:val="50A14F"/>
+          <w:sz w:val="21"/>
+          <w:szCs w:val="21"/>
           <w:lang w:eastAsia="ru-RU"/>
         </w:rPr>
         <w:t>нужно</w:t>
@@ -24684,7 +24779,7 @@
           <w:szCs w:val="21"/>
           <w:lang w:val="en-US" w:eastAsia="ru-RU"/>
         </w:rPr>
-        <w:t> 2+ </w:t>
+        <w:t> </w:t>
       </w:r>
       <w:r>
         <w:rPr>
@@ -24694,6 +24789,26 @@
           <w:szCs w:val="21"/>
           <w:lang w:eastAsia="ru-RU"/>
         </w:rPr>
+        <w:t>2+</w:t>
+      </w:r>
+      <w:r>
+        <w:rPr>
+          <w:rFonts w:ascii="Consolas" w:eastAsia="Times New Roman" w:hAnsi="Consolas" w:cs="Courier New"/>
+          <w:color w:val="50A14F"/>
+          <w:sz w:val="21"/>
+          <w:szCs w:val="21"/>
+          <w:lang w:val="en-US" w:eastAsia="ru-RU"/>
+        </w:rPr>
+        <w:t> </w:t>
+      </w:r>
+      <w:r>
+        <w:rPr>
+          <w:rFonts w:ascii="Consolas" w:eastAsia="Times New Roman" w:hAnsi="Consolas" w:cs="Courier New"/>
+          <w:color w:val="50A14F"/>
+          <w:sz w:val="21"/>
+          <w:szCs w:val="21"/>
+          <w:lang w:eastAsia="ru-RU"/>
+        </w:rPr>
         <w:t>числа</w:t>
       </w:r>
       <w:r>
@@ -24702,17 +24817,37 @@
           <w:color w:val="50A14F"/>
           <w:sz w:val="21"/>
           <w:szCs w:val="21"/>
-          <w:lang w:val="en-US" w:eastAsia="ru-RU"/>
-        </w:rPr>
-        <w:t>\n"</w:t>
-      </w:r>
-      <w:r>
-        <w:rPr>
-          <w:rFonts w:ascii="Consolas" w:eastAsia="Times New Roman" w:hAnsi="Consolas" w:cs="Courier New"/>
-          <w:color w:val="383A42"/>
-          <w:sz w:val="21"/>
-          <w:szCs w:val="21"/>
-          <w:lang w:val="en-US" w:eastAsia="ru-RU"/>
+          <w:lang w:eastAsia="ru-RU"/>
+        </w:rPr>
+        <w:t>\</w:t>
+      </w:r>
+      <w:r>
+        <w:rPr>
+          <w:rFonts w:ascii="Consolas" w:eastAsia="Times New Roman" w:hAnsi="Consolas" w:cs="Courier New"/>
+          <w:color w:val="50A14F"/>
+          <w:sz w:val="21"/>
+          <w:szCs w:val="21"/>
+          <w:lang w:val="en-US" w:eastAsia="ru-RU"/>
+        </w:rPr>
+        <w:t>n</w:t>
+      </w:r>
+      <w:r>
+        <w:rPr>
+          <w:rFonts w:ascii="Consolas" w:eastAsia="Times New Roman" w:hAnsi="Consolas" w:cs="Courier New"/>
+          <w:color w:val="50A14F"/>
+          <w:sz w:val="21"/>
+          <w:szCs w:val="21"/>
+          <w:lang w:eastAsia="ru-RU"/>
+        </w:rPr>
+        <w:t>"</w:t>
+      </w:r>
+      <w:r>
+        <w:rPr>
+          <w:rFonts w:ascii="Consolas" w:eastAsia="Times New Roman" w:hAnsi="Consolas" w:cs="Courier New"/>
+          <w:color w:val="383A42"/>
+          <w:sz w:val="21"/>
+          <w:szCs w:val="21"/>
+          <w:lang w:eastAsia="ru-RU"/>
         </w:rPr>
         <w:t>);</w:t>
       </w:r>
@@ -24920,7 +25055,7 @@
           <w:color w:val="383A42"/>
           <w:sz w:val="21"/>
           <w:szCs w:val="21"/>
-          <w:lang w:eastAsia="ru-RU"/>
+          <w:lang w:val="en-US" w:eastAsia="ru-RU"/>
         </w:rPr>
       </w:pPr>
       <w:r>
@@ -24933,51 +25068,39 @@
         </w:rPr>
         <w:t>            </w:t>
       </w:r>
-      <w:proofErr w:type="spellStart"/>
-      <w:r>
-        <w:rPr>
-          <w:rFonts w:ascii="Consolas" w:eastAsia="Times New Roman" w:hAnsi="Consolas" w:cs="Courier New"/>
-          <w:color w:val="383A42"/>
-          <w:sz w:val="21"/>
-          <w:szCs w:val="21"/>
-          <w:lang w:eastAsia="ru-RU"/>
-        </w:rPr>
-        <w:t>kill</w:t>
-      </w:r>
-      <w:proofErr w:type="spellEnd"/>
-      <w:r>
-        <w:rPr>
-          <w:rFonts w:ascii="Consolas" w:eastAsia="Times New Roman" w:hAnsi="Consolas" w:cs="Courier New"/>
-          <w:color w:val="383A42"/>
-          <w:sz w:val="21"/>
-          <w:szCs w:val="21"/>
-          <w:lang w:eastAsia="ru-RU"/>
+      <w:r>
+        <w:rPr>
+          <w:rFonts w:ascii="Consolas" w:eastAsia="Times New Roman" w:hAnsi="Consolas" w:cs="Courier New"/>
+          <w:color w:val="383A42"/>
+          <w:sz w:val="21"/>
+          <w:szCs w:val="21"/>
+          <w:lang w:val="en-US" w:eastAsia="ru-RU"/>
+        </w:rPr>
+        <w:t>kill(</w:t>
+      </w:r>
+      <w:proofErr w:type="spellStart"/>
+      <w:proofErr w:type="gramStart"/>
+      <w:r>
+        <w:rPr>
+          <w:rFonts w:ascii="Consolas" w:eastAsia="Times New Roman" w:hAnsi="Consolas" w:cs="Courier New"/>
+          <w:color w:val="383A42"/>
+          <w:sz w:val="21"/>
+          <w:szCs w:val="21"/>
+          <w:lang w:val="en-US" w:eastAsia="ru-RU"/>
+        </w:rPr>
+        <w:t>getppid</w:t>
+      </w:r>
+      <w:proofErr w:type="spellEnd"/>
+      <w:r>
+        <w:rPr>
+          <w:rFonts w:ascii="Consolas" w:eastAsia="Times New Roman" w:hAnsi="Consolas" w:cs="Courier New"/>
+          <w:color w:val="383A42"/>
+          <w:sz w:val="21"/>
+          <w:szCs w:val="21"/>
+          <w:lang w:val="en-US" w:eastAsia="ru-RU"/>
         </w:rPr>
         <w:t>(</w:t>
       </w:r>
-      <w:proofErr w:type="spellStart"/>
-      <w:proofErr w:type="gramStart"/>
-      <w:r>
-        <w:rPr>
-          <w:rFonts w:ascii="Consolas" w:eastAsia="Times New Roman" w:hAnsi="Consolas" w:cs="Courier New"/>
-          <w:color w:val="383A42"/>
-          <w:sz w:val="21"/>
-          <w:szCs w:val="21"/>
-          <w:lang w:eastAsia="ru-RU"/>
-        </w:rPr>
-        <w:t>getppid</w:t>
-      </w:r>
-      <w:proofErr w:type="spellEnd"/>
-      <w:r>
-        <w:rPr>
-          <w:rFonts w:ascii="Consolas" w:eastAsia="Times New Roman" w:hAnsi="Consolas" w:cs="Courier New"/>
-          <w:color w:val="383A42"/>
-          <w:sz w:val="21"/>
-          <w:szCs w:val="21"/>
-          <w:lang w:eastAsia="ru-RU"/>
-        </w:rPr>
-        <w:t>(</w:t>
-      </w:r>
       <w:proofErr w:type="gramEnd"/>
       <w:r>
         <w:rPr>
@@ -24985,7 +25108,7 @@
           <w:color w:val="383A42"/>
           <w:sz w:val="21"/>
           <w:szCs w:val="21"/>
-          <w:lang w:eastAsia="ru-RU"/>
+          <w:lang w:val="en-US" w:eastAsia="ru-RU"/>
         </w:rPr>
         <w:t>), SIGUSR1);</w:t>
       </w:r>
@@ -25019,38 +25142,36 @@
           <w:color w:val="383A42"/>
           <w:sz w:val="21"/>
           <w:szCs w:val="21"/>
-          <w:lang w:eastAsia="ru-RU"/>
-        </w:rPr>
-      </w:pPr>
-      <w:r>
-        <w:rPr>
-          <w:rFonts w:ascii="Consolas" w:eastAsia="Times New Roman" w:hAnsi="Consolas" w:cs="Courier New"/>
-          <w:color w:val="383A42"/>
-          <w:sz w:val="21"/>
-          <w:szCs w:val="21"/>
-          <w:lang w:eastAsia="ru-RU"/>
+          <w:lang w:val="en-US" w:eastAsia="ru-RU"/>
+        </w:rPr>
+      </w:pPr>
+      <w:r>
+        <w:rPr>
+          <w:rFonts w:ascii="Consolas" w:eastAsia="Times New Roman" w:hAnsi="Consolas" w:cs="Courier New"/>
+          <w:color w:val="383A42"/>
+          <w:sz w:val="21"/>
+          <w:szCs w:val="21"/>
+          <w:lang w:val="en-US" w:eastAsia="ru-RU"/>
         </w:rPr>
         <w:t>            </w:t>
       </w:r>
-      <w:proofErr w:type="spellStart"/>
       <w:r>
         <w:rPr>
           <w:rFonts w:ascii="Consolas" w:eastAsia="Times New Roman" w:hAnsi="Consolas" w:cs="Courier New"/>
           <w:color w:val="A626A4"/>
           <w:sz w:val="21"/>
           <w:szCs w:val="21"/>
-          <w:lang w:eastAsia="ru-RU"/>
+          <w:lang w:val="en-US" w:eastAsia="ru-RU"/>
         </w:rPr>
         <w:t>continue</w:t>
       </w:r>
-      <w:proofErr w:type="spellEnd"/>
-      <w:r>
-        <w:rPr>
-          <w:rFonts w:ascii="Consolas" w:eastAsia="Times New Roman" w:hAnsi="Consolas" w:cs="Courier New"/>
-          <w:color w:val="383A42"/>
-          <w:sz w:val="21"/>
-          <w:szCs w:val="21"/>
-          <w:lang w:eastAsia="ru-RU"/>
+      <w:r>
+        <w:rPr>
+          <w:rFonts w:ascii="Consolas" w:eastAsia="Times New Roman" w:hAnsi="Consolas" w:cs="Courier New"/>
+          <w:color w:val="383A42"/>
+          <w:sz w:val="21"/>
+          <w:szCs w:val="21"/>
+          <w:lang w:val="en-US" w:eastAsia="ru-RU"/>
         </w:rPr>
         <w:t>;</w:t>
       </w:r>
@@ -25084,16 +25205,16 @@
           <w:color w:val="383A42"/>
           <w:sz w:val="21"/>
           <w:szCs w:val="21"/>
-          <w:lang w:eastAsia="ru-RU"/>
-        </w:rPr>
-      </w:pPr>
-      <w:r>
-        <w:rPr>
-          <w:rFonts w:ascii="Consolas" w:eastAsia="Times New Roman" w:hAnsi="Consolas" w:cs="Courier New"/>
-          <w:color w:val="383A42"/>
-          <w:sz w:val="21"/>
-          <w:szCs w:val="21"/>
-          <w:lang w:eastAsia="ru-RU"/>
+          <w:lang w:val="en-US" w:eastAsia="ru-RU"/>
+        </w:rPr>
+      </w:pPr>
+      <w:r>
+        <w:rPr>
+          <w:rFonts w:ascii="Consolas" w:eastAsia="Times New Roman" w:hAnsi="Consolas" w:cs="Courier New"/>
+          <w:color w:val="383A42"/>
+          <w:sz w:val="21"/>
+          <w:szCs w:val="21"/>
+          <w:lang w:val="en-US" w:eastAsia="ru-RU"/>
         </w:rPr>
         <w:lastRenderedPageBreak/>
         <w:t>        }</w:t>
@@ -25137,7 +25258,7 @@
           <w:color w:val="383A42"/>
           <w:sz w:val="21"/>
           <w:szCs w:val="21"/>
-          <w:lang w:eastAsia="ru-RU"/>
+          <w:lang w:val="en-US" w:eastAsia="ru-RU"/>
         </w:rPr>
         <w:t>        </w:t>
       </w:r>
@@ -28358,9 +28479,34 @@
           <w:rFonts w:ascii="Consolas" w:eastAsia="Consolas" w:hAnsi="Consolas" w:cs="Consolas"/>
           <w:sz w:val="20"/>
           <w:szCs w:val="20"/>
-          <w:lang w:val="en-US"/>
-        </w:rPr>
-      </w:pPr>
+        </w:rPr>
+      </w:pPr>
+      <w:r>
+        <w:rPr>
+          <w:rFonts w:ascii="Consolas" w:eastAsia="Consolas" w:hAnsi="Consolas" w:cs="Consolas"/>
+          <w:sz w:val="20"/>
+          <w:szCs w:val="20"/>
+        </w:rPr>
+        <w:t>Родительский процесс завершен.</w:t>
+      </w:r>
+    </w:p>
+    <w:p>
+      <w:pPr>
+        <w:spacing w:line="360" w:lineRule="auto"/>
+        <w:rPr>
+          <w:rFonts w:ascii="Consolas" w:eastAsia="Consolas" w:hAnsi="Consolas" w:cs="Consolas"/>
+          <w:sz w:val="20"/>
+          <w:szCs w:val="20"/>
+        </w:rPr>
+      </w:pPr>
+      <w:r>
+        <w:rPr>
+          <w:rFonts w:ascii="Consolas" w:eastAsia="Consolas" w:hAnsi="Consolas" w:cs="Consolas"/>
+          <w:sz w:val="20"/>
+          <w:szCs w:val="20"/>
+        </w:rPr>
+        <w:t xml:space="preserve">Содержимое </w:t>
+      </w:r>
       <w:proofErr w:type="spellStart"/>
       <w:r>
         <w:rPr>
@@ -28369,9 +28515,17 @@
           <w:szCs w:val="20"/>
           <w:lang w:val="en-US"/>
         </w:rPr>
-        <w:t>Родительский</w:t>
-      </w:r>
-      <w:proofErr w:type="spellEnd"/>
+        <w:t>ans</w:t>
+      </w:r>
+      <w:proofErr w:type="spellEnd"/>
+      <w:r>
+        <w:rPr>
+          <w:rFonts w:ascii="Consolas" w:eastAsia="Consolas" w:hAnsi="Consolas" w:cs="Consolas"/>
+          <w:sz w:val="20"/>
+          <w:szCs w:val="20"/>
+        </w:rPr>
+        <w:t>.</w:t>
+      </w:r>
       <w:r>
         <w:rPr>
           <w:rFonts w:ascii="Consolas" w:eastAsia="Consolas" w:hAnsi="Consolas" w:cs="Consolas"/>
@@ -28379,85 +28533,16 @@
           <w:szCs w:val="20"/>
           <w:lang w:val="en-US"/>
         </w:rPr>
-        <w:t xml:space="preserve"> </w:t>
-      </w:r>
-      <w:proofErr w:type="spellStart"/>
-      <w:r>
+        <w:t>txt</w:t>
+      </w:r>
+    </w:p>
+    <w:p>
+      <w:pPr>
+        <w:spacing w:line="360" w:lineRule="auto"/>
         <w:rPr>
           <w:rFonts w:ascii="Consolas" w:eastAsia="Consolas" w:hAnsi="Consolas" w:cs="Consolas"/>
           <w:sz w:val="20"/>
           <w:szCs w:val="20"/>
-          <w:lang w:val="en-US"/>
-        </w:rPr>
-        <w:t>процесс</w:t>
-      </w:r>
-      <w:proofErr w:type="spellEnd"/>
-      <w:r>
-        <w:rPr>
-          <w:rFonts w:ascii="Consolas" w:eastAsia="Consolas" w:hAnsi="Consolas" w:cs="Consolas"/>
-          <w:sz w:val="20"/>
-          <w:szCs w:val="20"/>
-          <w:lang w:val="en-US"/>
-        </w:rPr>
-        <w:t xml:space="preserve"> </w:t>
-      </w:r>
-      <w:proofErr w:type="spellStart"/>
-      <w:r>
-        <w:rPr>
-          <w:rFonts w:ascii="Consolas" w:eastAsia="Consolas" w:hAnsi="Consolas" w:cs="Consolas"/>
-          <w:sz w:val="20"/>
-          <w:szCs w:val="20"/>
-          <w:lang w:val="en-US"/>
-        </w:rPr>
-        <w:t>завершен</w:t>
-      </w:r>
-      <w:proofErr w:type="spellEnd"/>
-      <w:r>
-        <w:rPr>
-          <w:rFonts w:ascii="Consolas" w:eastAsia="Consolas" w:hAnsi="Consolas" w:cs="Consolas"/>
-          <w:sz w:val="20"/>
-          <w:szCs w:val="20"/>
-          <w:lang w:val="en-US"/>
-        </w:rPr>
-        <w:t>.</w:t>
-      </w:r>
-    </w:p>
-    <w:p>
-      <w:pPr>
-        <w:spacing w:line="360" w:lineRule="auto"/>
-        <w:rPr>
-          <w:rFonts w:ascii="Consolas" w:eastAsia="Consolas" w:hAnsi="Consolas" w:cs="Consolas"/>
-          <w:sz w:val="20"/>
-          <w:szCs w:val="20"/>
-          <w:lang w:val="en-US"/>
-        </w:rPr>
-      </w:pPr>
-      <w:r>
-        <w:rPr>
-          <w:rFonts w:ascii="Consolas" w:eastAsia="Consolas" w:hAnsi="Consolas" w:cs="Consolas"/>
-          <w:sz w:val="20"/>
-          <w:szCs w:val="20"/>
-        </w:rPr>
-        <w:t xml:space="preserve">Содержимое </w:t>
-      </w:r>
-      <w:r>
-        <w:rPr>
-          <w:rFonts w:ascii="Consolas" w:eastAsia="Consolas" w:hAnsi="Consolas" w:cs="Consolas"/>
-          <w:sz w:val="20"/>
-          <w:szCs w:val="20"/>
-          <w:lang w:val="en-US"/>
-        </w:rPr>
-        <w:t>ans.txt</w:t>
-      </w:r>
-    </w:p>
-    <w:p>
-      <w:pPr>
-        <w:spacing w:line="360" w:lineRule="auto"/>
-        <w:rPr>
-          <w:rFonts w:ascii="Consolas" w:eastAsia="Consolas" w:hAnsi="Consolas" w:cs="Consolas"/>
-          <w:sz w:val="20"/>
-          <w:szCs w:val="20"/>
-          <w:lang w:val="en-US"/>
         </w:rPr>
       </w:pPr>
       <w:r>
@@ -43315,6 +43400,7 @@
         <w:t>[OUTPUT FILE] [</w:t>
       </w:r>
       <w:proofErr w:type="spellStart"/>
+      <w:proofErr w:type="gramStart"/>
       <w:r>
         <w:rPr>
           <w:rFonts w:ascii="Consolas" w:eastAsia="Times New Roman" w:hAnsi="Consolas" w:cs="Courier New"/>
@@ -43334,7 +43420,18 @@
           <w:szCs w:val="21"/>
           <w:lang w:val="en-US" w:eastAsia="ru-RU"/>
         </w:rPr>
-        <w:t>  1785] &lt;... write resumed</w:t>
+        <w:t>  1785</w:t>
+      </w:r>
+      <w:proofErr w:type="gramEnd"/>
+      <w:r>
+        <w:rPr>
+          <w:rFonts w:ascii="Consolas" w:eastAsia="Times New Roman" w:hAnsi="Consolas" w:cs="Courier New"/>
+          <w:color w:val="383A42"/>
+          <w:sz w:val="21"/>
+          <w:szCs w:val="21"/>
+          <w:lang w:val="en-US" w:eastAsia="ru-RU"/>
+        </w:rPr>
+        <w:t>] &lt;... write resumed</w:t>
       </w:r>
       <w:proofErr w:type="gramStart"/>
       <w:r>
@@ -47403,7 +47500,6 @@
           <w:b/>
           <w:sz w:val="32"/>
           <w:szCs w:val="32"/>
-          <w:lang w:val="en-US"/>
         </w:rPr>
       </w:pPr>
       <w:r>
@@ -49254,6 +49350,7 @@
   <w:style w:type="character" w:default="1" w:styleId="a2">
     <w:name w:val="Default Paragraph Font"/>
     <w:uiPriority w:val="1"/>
+    <w:semiHidden/>
     <w:unhideWhenUsed/>
   </w:style>
   <w:style w:type="table" w:default="1" w:styleId="a3">
